--- a/output/docx/es/BUFR_TableD_es_04.docx
+++ b/output/docx/es/BUFR_TableD_es_04.docx
@@ -7708,7 +7708,7 @@
                 <w:b w:val="0"/>
                 <w:sz w:val="16"/>
               </w:rPr>
-              <w:t>Note 1: El descriptor 3 04 035 se ha relegado.</w:t>
+              <w:t>Note D1: El descriptor 3 04 035 se ha relegado.</w:t>
             </w:r>
           </w:p>
         </w:tc>
@@ -7788,7 +7788,7 @@
                 <w:b w:val="0"/>
                 <w:sz w:val="16"/>
               </w:rPr>
-              <w:t>Note 1: El descriptor 3 04 035 se ha relegado.</w:t>
+              <w:t>Note D1: El descriptor 3 04 035 se ha relegado.</w:t>
             </w:r>
           </w:p>
         </w:tc>
@@ -7868,7 +7868,7 @@
                 <w:b w:val="0"/>
                 <w:sz w:val="16"/>
               </w:rPr>
-              <w:t>Note 1: El descriptor 3 04 035 se ha relegado.</w:t>
+              <w:t>Note D1: El descriptor 3 04 035 se ha relegado.</w:t>
             </w:r>
           </w:p>
         </w:tc>
@@ -7949,7 +7949,7 @@
                 <w:b w:val="0"/>
                 <w:sz w:val="16"/>
               </w:rPr>
-              <w:t>Note 1: El descriptor 3 04 035 se ha relegado.</w:t>
+              <w:t>Note D1: El descriptor 3 04 035 se ha relegado.</w:t>
             </w:r>
           </w:p>
         </w:tc>
@@ -8030,7 +8030,7 @@
                 <w:b w:val="0"/>
                 <w:sz w:val="16"/>
               </w:rPr>
-              <w:t>Note 1: El descriptor 3 04 035 se ha relegado.</w:t>
+              <w:t>Note D1: El descriptor 3 04 035 se ha relegado.</w:t>
             </w:r>
           </w:p>
         </w:tc>
@@ -8111,7 +8111,7 @@
                 <w:b w:val="0"/>
                 <w:sz w:val="16"/>
               </w:rPr>
-              <w:t>Note 1: El descriptor 3 04 035 se ha relegado.</w:t>
+              <w:t>Note D1: El descriptor 3 04 035 se ha relegado.</w:t>
             </w:r>
           </w:p>
         </w:tc>
@@ -8192,7 +8192,7 @@
                 <w:b w:val="0"/>
                 <w:sz w:val="16"/>
               </w:rPr>
-              <w:t>Note 1: El descriptor 3 04 035 se ha relegado.</w:t>
+              <w:t>Note D1: El descriptor 3 04 035 se ha relegado.</w:t>
             </w:r>
           </w:p>
         </w:tc>
@@ -8273,7 +8273,7 @@
                 <w:b w:val="0"/>
                 <w:sz w:val="16"/>
               </w:rPr>
-              <w:t>Note 1: El descriptor 3 04 035 se ha relegado.</w:t>
+              <w:t>Note D1: El descriptor 3 04 035 se ha relegado.</w:t>
             </w:r>
           </w:p>
         </w:tc>
@@ -8354,7 +8354,7 @@
                 <w:b w:val="0"/>
                 <w:sz w:val="16"/>
               </w:rPr>
-              <w:t>Note 1: El descriptor 3 04 035 se ha relegado.</w:t>
+              <w:t>Note D1: El descriptor 3 04 035 se ha relegado.</w:t>
             </w:r>
           </w:p>
         </w:tc>
@@ -8435,7 +8435,7 @@
                 <w:b w:val="0"/>
                 <w:sz w:val="16"/>
               </w:rPr>
-              <w:t>Note 1: El descriptor 3 04 035 se ha relegado.</w:t>
+              <w:t>Note D1: El descriptor 3 04 035 se ha relegado.</w:t>
             </w:r>
           </w:p>
         </w:tc>
@@ -8516,7 +8516,7 @@
                 <w:b w:val="0"/>
                 <w:sz w:val="16"/>
               </w:rPr>
-              <w:t>Note 1: El descriptor 3 04 035 se ha relegado.</w:t>
+              <w:t>Note D1: El descriptor 3 04 035 se ha relegado.</w:t>
             </w:r>
           </w:p>
         </w:tc>
@@ -8597,7 +8597,7 @@
                 <w:b w:val="0"/>
                 <w:sz w:val="16"/>
               </w:rPr>
-              <w:t>Note 1: El descriptor 3 04 035 se ha relegado.</w:t>
+              <w:t>Note D1: El descriptor 3 04 035 se ha relegado.</w:t>
             </w:r>
           </w:p>
         </w:tc>
@@ -8678,7 +8678,7 @@
                 <w:b w:val="0"/>
                 <w:sz w:val="16"/>
               </w:rPr>
-              <w:t>Note 1: El descriptor 3 04 035 se ha relegado.</w:t>
+              <w:t>Note D1: El descriptor 3 04 035 se ha relegado.</w:t>
             </w:r>
           </w:p>
         </w:tc>
@@ -8759,7 +8759,7 @@
                 <w:b w:val="0"/>
                 <w:sz w:val="16"/>
               </w:rPr>
-              <w:t>Note 1: El descriptor 3 04 035 se ha relegado.</w:t>
+              <w:t>Note D1: El descriptor 3 04 035 se ha relegado.</w:t>
             </w:r>
           </w:p>
         </w:tc>
@@ -8840,7 +8840,7 @@
                 <w:b w:val="0"/>
                 <w:sz w:val="16"/>
               </w:rPr>
-              <w:t>Note 1: El descriptor 3 04 035 se ha relegado.</w:t>
+              <w:t>Note D1: El descriptor 3 04 035 se ha relegado.</w:t>
             </w:r>
           </w:p>
         </w:tc>
